--- a/sources/veille/2026-07-29_veille_SERAFIN-PH.docx
+++ b/sources/veille/2026-07-29_veille_SERAFIN-PH.docx
@@ -222,43 +222,60 @@
             <w:pPr>
               <w:jc w:val="left"/>
             </w:pPr>
-            <w:r>
-              <w:rPr>
-                <w:rFonts w:ascii="Calibri" w:cs="Calibri" w:eastAsia="Calibri" w:hAnsi="Calibri"/>
-                <w:b w:val="false"/>
-                <w:bCs w:val="false"/>
-                <w:color w:val="1F2937"/>
-                <w:sz w:val="20"/>
-                <w:szCs w:val="20"/>
-              </w:rPr>
-              <w:t xml:space="preserve">handicap.gouv.fr — Comité stratégique</w:t>
-            </w:r>
-          </w:p>
-        </w:tc>
-        <w:tc>
-          <w:tcPr>
-            <w:tcMar>
-              <w:top w:type="dxa" w:w="60"/>
-              <w:left w:type="dxa" w:w="120"/>
-              <w:bottom w:type="dxa" w:w="60"/>
-              <w:right w:type="dxa" w:w="120"/>
-            </w:tcMar>
-          </w:tcPr>
-          <w:p>
-            <w:pPr>
-              <w:jc w:val="left"/>
-            </w:pPr>
-            <w:r>
-              <w:rPr>
-                <w:rFonts w:ascii="Calibri" w:cs="Calibri" w:eastAsia="Calibri" w:hAnsi="Calibri"/>
-                <w:b w:val="false"/>
-                <w:bCs w:val="false"/>
-                <w:color w:val="1F2937"/>
-                <w:sz w:val="20"/>
-                <w:szCs w:val="20"/>
-              </w:rPr>
-              <w:t xml:space="preserve">handicap.gouv.fr/comite-strategique-serafin-ph</w:t>
-            </w:r>
+            <w:hyperlink w:history="1" r:id="rIdcomite2026">
+              <w:r>
+                <w:rPr>
+                  <w:rFonts w:ascii="Calibri" w:cs="Calibri" w:eastAsia="Calibri" w:hAnsi="Calibri"/>
+                  <w:b w:val="false"/>
+                  <w:bCs w:val="false"/>
+                  <w:sz w:val="20"/>
+                  <w:szCs w:val="20"/>
+                  <w:color w:val="1155CC"/>
+                  <w:u w:val="single"/>
+                </w:rPr>
+                <w:t xml:space="preserve">handicap.gouv.fr</w:t>
+              </w:r>
+            </w:hyperlink>
+            <w:r>
+              <w:rPr>
+                <w:rFonts w:ascii="Calibri" w:cs="Calibri" w:eastAsia="Calibri" w:hAnsi="Calibri"/>
+                <w:b w:val="false"/>
+                <w:bCs w:val="false"/>
+                <w:color w:val="1F2937"/>
+                <w:sz w:val="20"/>
+                <w:szCs w:val="20"/>
+              </w:rPr>
+              <w:t xml:space="preserve"> — Comité stratégique</w:t>
+            </w:r>
+          </w:p>
+        </w:tc>
+        <w:tc>
+          <w:tcPr>
+            <w:tcMar>
+              <w:top w:type="dxa" w:w="60"/>
+              <w:left w:type="dxa" w:w="120"/>
+              <w:bottom w:type="dxa" w:w="60"/>
+              <w:right w:type="dxa" w:w="120"/>
+            </w:tcMar>
+          </w:tcPr>
+          <w:p>
+            <w:pPr>
+              <w:jc w:val="left"/>
+            </w:pPr>
+            <w:hyperlink w:history="1" r:id="rIdcomite2026">
+              <w:r>
+                <w:rPr>
+                  <w:rFonts w:ascii="Calibri" w:cs="Calibri" w:eastAsia="Calibri" w:hAnsi="Calibri"/>
+                  <w:b w:val="false"/>
+                  <w:bCs w:val="false"/>
+                  <w:sz w:val="20"/>
+                  <w:szCs w:val="20"/>
+                  <w:color w:val="1155CC"/>
+                  <w:u w:val="single"/>
+                </w:rPr>
+                <w:t xml:space="preserve">handicap.gouv.fr/comite-strategique-de-la-reforme-tarifaire-des-etablissements…</w:t>
+              </w:r>
+            </w:hyperlink>
           </w:p>
         </w:tc>
         <w:tc>
@@ -329,16 +346,30 @@
             <w:pPr>
               <w:jc w:val="left"/>
             </w:pPr>
-            <w:r>
-              <w:rPr>
-                <w:rFonts w:ascii="Calibri" w:cs="Calibri" w:eastAsia="Calibri" w:hAnsi="Calibri"/>
-                <w:b w:val="false"/>
-                <w:bCs w:val="false"/>
-                <w:color w:val="1F2937"/>
-                <w:sz w:val="20"/>
-                <w:szCs w:val="20"/>
-              </w:rPr>
-              <w:t xml:space="preserve">cnsa.fr — Recueil PH 2026</w:t>
+            <w:hyperlink w:history="1" r:id="rIdcnsa_page2026">
+              <w:r>
+                <w:rPr>
+                  <w:rFonts w:ascii="Calibri" w:cs="Calibri" w:eastAsia="Calibri" w:hAnsi="Calibri"/>
+                  <w:b w:val="false"/>
+                  <w:bCs w:val="false"/>
+                  <w:sz w:val="20"/>
+                  <w:szCs w:val="20"/>
+                  <w:color w:val="1155CC"/>
+                  <w:u w:val="single"/>
+                </w:rPr>
+                <w:t xml:space="preserve">cnsa.fr</w:t>
+              </w:r>
+            </w:hyperlink>
+            <w:r>
+              <w:rPr>
+                <w:rFonts w:ascii="Calibri" w:cs="Calibri" w:eastAsia="Calibri" w:hAnsi="Calibri"/>
+                <w:b w:val="false"/>
+                <w:bCs w:val="false"/>
+                <w:color w:val="1F2937"/>
+                <w:sz w:val="20"/>
+                <w:szCs w:val="20"/>
+              </w:rPr>
+              <w:t xml:space="preserve"> — Recueil PH 2026</w:t>
             </w:r>
           </w:p>
         </w:tc>
@@ -356,17 +387,20 @@
             <w:pPr>
               <w:jc w:val="left"/>
             </w:pPr>
-            <w:r>
-              <w:rPr>
-                <w:rFonts w:ascii="Calibri" w:cs="Calibri" w:eastAsia="Calibri" w:hAnsi="Calibri"/>
-                <w:b w:val="false"/>
-                <w:bCs w:val="false"/>
-                <w:color w:val="1F2937"/>
-                <w:sz w:val="20"/>
-                <w:szCs w:val="20"/>
-              </w:rPr>
-              <w:t xml:space="preserve">cnsa.fr/actualites/recueil-ph-2026</w:t>
-            </w:r>
+            <w:hyperlink w:history="1" r:id="rIdcnsa_actu2026">
+              <w:r>
+                <w:rPr>
+                  <w:rFonts w:ascii="Calibri" w:cs="Calibri" w:eastAsia="Calibri" w:hAnsi="Calibri"/>
+                  <w:b w:val="false"/>
+                  <w:bCs w:val="false"/>
+                  <w:sz w:val="20"/>
+                  <w:szCs w:val="20"/>
+                  <w:color w:val="1155CC"/>
+                  <w:u w:val="single"/>
+                </w:rPr>
+                <w:t xml:space="preserve">cnsa.fr/actualites/serafin-ph-preparation-du-recueil-dinformations-ph-2026…</w:t>
+              </w:r>
+            </w:hyperlink>
           </w:p>
         </w:tc>
         <w:tc>
@@ -438,43 +472,60 @@
             <w:pPr>
               <w:jc w:val="left"/>
             </w:pPr>
-            <w:r>
-              <w:rPr>
-                <w:rFonts w:ascii="Calibri" w:cs="Calibri" w:eastAsia="Calibri" w:hAnsi="Calibri"/>
-                <w:b w:val="false"/>
-                <w:bCs w:val="false"/>
-                <w:color w:val="1F2937"/>
-                <w:sz w:val="20"/>
-                <w:szCs w:val="20"/>
-              </w:rPr>
-              <w:t xml:space="preserve">handicap.gouv.fr — 14e réunion comité</w:t>
-            </w:r>
-          </w:p>
-        </w:tc>
-        <w:tc>
-          <w:tcPr>
-            <w:tcMar>
-              <w:top w:type="dxa" w:w="60"/>
-              <w:left w:type="dxa" w:w="120"/>
-              <w:bottom w:type="dxa" w:w="60"/>
-              <w:right w:type="dxa" w:w="120"/>
-            </w:tcMar>
-          </w:tcPr>
-          <w:p>
-            <w:pPr>
-              <w:jc w:val="left"/>
-            </w:pPr>
-            <w:r>
-              <w:rPr>
-                <w:rFonts w:ascii="Calibri" w:cs="Calibri" w:eastAsia="Calibri" w:hAnsi="Calibri"/>
-                <w:b w:val="false"/>
-                <w:bCs w:val="false"/>
-                <w:color w:val="1F2937"/>
-                <w:sz w:val="20"/>
-                <w:szCs w:val="20"/>
-              </w:rPr>
-              <w:t xml:space="preserve">handicap.gouv.fr/14e-reunion-comite-serafin-ph</w:t>
-            </w:r>
+            <w:hyperlink w:history="1" r:id="rIdcomite2026">
+              <w:r>
+                <w:rPr>
+                  <w:rFonts w:ascii="Calibri" w:cs="Calibri" w:eastAsia="Calibri" w:hAnsi="Calibri"/>
+                  <w:b w:val="false"/>
+                  <w:bCs w:val="false"/>
+                  <w:sz w:val="20"/>
+                  <w:szCs w:val="20"/>
+                  <w:color w:val="1155CC"/>
+                  <w:u w:val="single"/>
+                </w:rPr>
+                <w:t xml:space="preserve">handicap.gouv.fr</w:t>
+              </w:r>
+            </w:hyperlink>
+            <w:r>
+              <w:rPr>
+                <w:rFonts w:ascii="Calibri" w:cs="Calibri" w:eastAsia="Calibri" w:hAnsi="Calibri"/>
+                <w:b w:val="false"/>
+                <w:bCs w:val="false"/>
+                <w:color w:val="1F2937"/>
+                <w:sz w:val="20"/>
+                <w:szCs w:val="20"/>
+              </w:rPr>
+              <w:t xml:space="preserve"> — 14e réunion comité</w:t>
+            </w:r>
+          </w:p>
+        </w:tc>
+        <w:tc>
+          <w:tcPr>
+            <w:tcMar>
+              <w:top w:type="dxa" w:w="60"/>
+              <w:left w:type="dxa" w:w="120"/>
+              <w:bottom w:type="dxa" w:w="60"/>
+              <w:right w:type="dxa" w:w="120"/>
+            </w:tcMar>
+          </w:tcPr>
+          <w:p>
+            <w:pPr>
+              <w:jc w:val="left"/>
+            </w:pPr>
+            <w:hyperlink w:history="1" r:id="rIdc142026">
+              <w:r>
+                <w:rPr>
+                  <w:rFonts w:ascii="Calibri" w:cs="Calibri" w:eastAsia="Calibri" w:hAnsi="Calibri"/>
+                  <w:b w:val="false"/>
+                  <w:bCs w:val="false"/>
+                  <w:sz w:val="20"/>
+                  <w:szCs w:val="20"/>
+                  <w:color w:val="1155CC"/>
+                  <w:u w:val="single"/>
+                </w:rPr>
+                <w:t xml:space="preserve">handicap.gouv.fr/reforme-tarifaire-des-esms-serafin-ph-14e-reunion-du-comite-strategique</w:t>
+              </w:r>
+            </w:hyperlink>
           </w:p>
         </w:tc>
         <w:tc>
@@ -545,16 +596,30 @@
             <w:pPr>
               <w:jc w:val="left"/>
             </w:pPr>
-            <w:r>
-              <w:rPr>
-                <w:rFonts w:ascii="Calibri" w:cs="Calibri" w:eastAsia="Calibri" w:hAnsi="Calibri"/>
-                <w:b w:val="false"/>
-                <w:bCs w:val="false"/>
-                <w:color w:val="1F2937"/>
-                <w:sz w:val="20"/>
-                <w:szCs w:val="20"/>
-              </w:rPr>
-              <w:t xml:space="preserve">cnsa.fr — Page principale SERAFIN-PH</w:t>
+            <w:hyperlink w:history="1" r:id="rIdcnsa_page2026">
+              <w:r>
+                <w:rPr>
+                  <w:rFonts w:ascii="Calibri" w:cs="Calibri" w:eastAsia="Calibri" w:hAnsi="Calibri"/>
+                  <w:b w:val="false"/>
+                  <w:bCs w:val="false"/>
+                  <w:sz w:val="20"/>
+                  <w:szCs w:val="20"/>
+                  <w:color w:val="1155CC"/>
+                  <w:u w:val="single"/>
+                </w:rPr>
+                <w:t xml:space="preserve">cnsa.fr</w:t>
+              </w:r>
+            </w:hyperlink>
+            <w:r>
+              <w:rPr>
+                <w:rFonts w:ascii="Calibri" w:cs="Calibri" w:eastAsia="Calibri" w:hAnsi="Calibri"/>
+                <w:b w:val="false"/>
+                <w:bCs w:val="false"/>
+                <w:color w:val="1F2937"/>
+                <w:sz w:val="20"/>
+                <w:szCs w:val="20"/>
+              </w:rPr>
+              <w:t xml:space="preserve"> — Page principale SERAFIN-PH</w:t>
             </w:r>
           </w:p>
         </w:tc>
@@ -572,17 +637,20 @@
             <w:pPr>
               <w:jc w:val="left"/>
             </w:pPr>
-            <w:r>
-              <w:rPr>
-                <w:rFonts w:ascii="Calibri" w:cs="Calibri" w:eastAsia="Calibri" w:hAnsi="Calibri"/>
-                <w:b w:val="false"/>
-                <w:bCs w:val="false"/>
-                <w:color w:val="1F2937"/>
-                <w:sz w:val="20"/>
-                <w:szCs w:val="20"/>
-              </w:rPr>
-              <w:t xml:space="preserve">cnsa.fr/budget-et-financement/serafin-PH</w:t>
-            </w:r>
+            <w:hyperlink w:history="1" r:id="rIdcnsa_page2026">
+              <w:r>
+                <w:rPr>
+                  <w:rFonts w:ascii="Calibri" w:cs="Calibri" w:eastAsia="Calibri" w:hAnsi="Calibri"/>
+                  <w:b w:val="false"/>
+                  <w:bCs w:val="false"/>
+                  <w:sz w:val="20"/>
+                  <w:szCs w:val="20"/>
+                  <w:color w:val="1155CC"/>
+                  <w:u w:val="single"/>
+                </w:rPr>
+                <w:t xml:space="preserve">cnsa.fr/budget-et-financement/serafin-PH</w:t>
+              </w:r>
+            </w:hyperlink>
           </w:p>
         </w:tc>
         <w:tc>
@@ -680,17 +748,20 @@
             <w:pPr>
               <w:jc w:val="left"/>
             </w:pPr>
-            <w:r>
-              <w:rPr>
-                <w:rFonts w:ascii="Calibri" w:cs="Calibri" w:eastAsia="Calibri" w:hAnsi="Calibri"/>
-                <w:b w:val="false"/>
-                <w:bCs w:val="false"/>
-                <w:color w:val="1F2937"/>
-                <w:sz w:val="20"/>
-                <w:szCs w:val="20"/>
-              </w:rPr>
-              <w:t xml:space="preserve">fhf.fr/serafin-ph-recueil-2026</w:t>
-            </w:r>
+            <w:hyperlink w:history="1" r:id="rIdfhf2026">
+              <w:r>
+                <w:rPr>
+                  <w:rFonts w:ascii="Calibri" w:cs="Calibri" w:eastAsia="Calibri" w:hAnsi="Calibri"/>
+                  <w:b w:val="false"/>
+                  <w:bCs w:val="false"/>
+                  <w:sz w:val="20"/>
+                  <w:szCs w:val="20"/>
+                  <w:color w:val="1155CC"/>
+                  <w:u w:val="single"/>
+                </w:rPr>
+                <w:t xml:space="preserve">fhf.fr/expertises/autonomie/handicap/serafin-ph-ouverture-du-recueil-2026</w:t>
+              </w:r>
+            </w:hyperlink>
           </w:p>
         </w:tc>
         <w:tc>
@@ -788,16 +859,30 @@
             <w:pPr>
               <w:jc w:val="left"/>
             </w:pPr>
-            <w:r>
-              <w:rPr>
-                <w:rFonts w:ascii="Calibri" w:cs="Calibri" w:eastAsia="Calibri" w:hAnsi="Calibri"/>
-                <w:b w:val="false"/>
-                <w:bCs w:val="false"/>
-                <w:color w:val="1F2937"/>
-                <w:sz w:val="20"/>
-                <w:szCs w:val="20"/>
-              </w:rPr>
-              <w:t xml:space="preserve">atih.sante.fr/personnes-handicapees + recueil-ph-2025</w:t>
+            <w:hyperlink w:history="1" r:id="rIdatih_champ2026">
+              <w:r>
+                <w:rPr>
+                  <w:rFonts w:ascii="Calibri" w:cs="Calibri" w:eastAsia="Calibri" w:hAnsi="Calibri"/>
+                  <w:b w:val="false"/>
+                  <w:bCs w:val="false"/>
+                  <w:sz w:val="20"/>
+                  <w:szCs w:val="20"/>
+                  <w:color w:val="1155CC"/>
+                  <w:u w:val="single"/>
+                </w:rPr>
+                <w:t xml:space="preserve">atih.sante.fr/personnes-handicapees</w:t>
+              </w:r>
+            </w:hyperlink>
+            <w:r>
+              <w:rPr>
+                <w:rFonts w:ascii="Calibri" w:cs="Calibri" w:eastAsia="Calibri" w:hAnsi="Calibri"/>
+                <w:b w:val="false"/>
+                <w:bCs w:val="false"/>
+                <w:color w:val="1F2937"/>
+                <w:sz w:val="20"/>
+                <w:szCs w:val="20"/>
+              </w:rPr>
+              <w:t xml:space="preserve"> + recueil-ph-2025</w:t>
             </w:r>
           </w:p>
         </w:tc>
@@ -1485,7 +1570,49 @@
           <w:sz w:val="22"/>
           <w:szCs w:val="22"/>
         </w:rPr>
-        <w:t xml:space="preserve">Toutes les sources officielles consultées (handicap.gouv.fr, cnsa.fr) présentent des contenus antérieurs à la fenêtre du 22 au 29 juillet 2026. Cette absence est cohérente avec la période estivale et la phase technique post-recueil dans laquelle la réforme se trouve actuellement.</w:t>
+        <w:t xml:space="preserve">Toutes les sources officielles consultées (</w:t>
+      </w:r>
+      <w:hyperlink w:history="1" r:id="rIdcomite2026">
+        <w:r>
+          <w:rPr>
+            <w:rFonts w:ascii="Calibri" w:cs="Calibri" w:eastAsia="Calibri" w:hAnsi="Calibri"/>
+            <w:sz w:val="22"/>
+            <w:szCs w:val="22"/>
+            <w:color w:val="1155CC"/>
+            <w:u w:val="single"/>
+          </w:rPr>
+          <w:t xml:space="preserve">handicap.gouv.fr</w:t>
+        </w:r>
+      </w:hyperlink>
+      <w:r>
+        <w:rPr>
+          <w:rFonts w:ascii="Calibri" w:cs="Calibri" w:eastAsia="Calibri" w:hAnsi="Calibri"/>
+          <w:color w:val="1F2937"/>
+          <w:sz w:val="22"/>
+          <w:szCs w:val="22"/>
+        </w:rPr>
+        <w:t xml:space="preserve">, </w:t>
+      </w:r>
+      <w:hyperlink w:history="1" r:id="rIdcnsa_page2026">
+        <w:r>
+          <w:rPr>
+            <w:rFonts w:ascii="Calibri" w:cs="Calibri" w:eastAsia="Calibri" w:hAnsi="Calibri"/>
+            <w:sz w:val="22"/>
+            <w:szCs w:val="22"/>
+            <w:color w:val="1155CC"/>
+            <w:u w:val="single"/>
+          </w:rPr>
+          <w:t xml:space="preserve">cnsa.fr</w:t>
+        </w:r>
+      </w:hyperlink>
+      <w:r>
+        <w:rPr>
+          <w:rFonts w:ascii="Calibri" w:cs="Calibri" w:eastAsia="Calibri" w:hAnsi="Calibri"/>
+          <w:color w:val="1F2937"/>
+          <w:sz w:val="22"/>
+          <w:szCs w:val="22"/>
+        </w:rPr>
+        <w:t xml:space="preserve">) présentent des contenus antérieurs à la fenêtre du 22 au 29 juillet 2026. Cette absence est cohérente avec la période estivale et la phase technique post-recueil dans laquelle la réforme se trouve actuellement.</w:t>
       </w:r>
     </w:p>
     <w:p>
@@ -1565,7 +1692,32 @@
           <w:sz w:val="24"/>
           <w:szCs w:val="24"/>
         </w:rPr>
-        <w:t xml:space="preserve">14e réunion du Comité Stratégique — 23 mars 2026 (réunion du 23/03/2026, source : handicap.gouv.fr)</w:t>
+        <w:t xml:space="preserve">14e réunion du Comité Stratégique — 23 mars 2026 (réunion du 23/03/2026, source : </w:t>
+      </w:r>
+      <w:hyperlink w:history="1" r:id="rIdcomite2026">
+        <w:r>
+          <w:rPr>
+            <w:rFonts w:ascii="Calibri" w:cs="Calibri" w:eastAsia="Calibri" w:hAnsi="Calibri"/>
+            <w:b/>
+            <w:bCs/>
+            <w:sz w:val="24"/>
+            <w:szCs w:val="24"/>
+            <w:color w:val="1155CC"/>
+            <w:u w:val="single"/>
+          </w:rPr>
+          <w:t xml:space="preserve">handicap.gouv.fr</w:t>
+        </w:r>
+      </w:hyperlink>
+      <w:r>
+        <w:rPr>
+          <w:rFonts w:ascii="Calibri" w:cs="Calibri" w:eastAsia="Calibri" w:hAnsi="Calibri"/>
+          <w:b/>
+          <w:bCs/>
+          <w:color w:val="1B3A6B"/>
+          <w:sz w:val="24"/>
+          <w:szCs w:val="24"/>
+        </w:rPr>
+        <w:t xml:space="preserve">)</w:t>
       </w:r>
     </w:p>
     <w:p>
@@ -1688,7 +1840,32 @@
           <w:sz w:val="24"/>
           <w:szCs w:val="24"/>
         </w:rPr>
-        <w:t xml:space="preserve">Décret du 13 mai 2026 — modalités de transmission des données (source : cnsa.fr, page principale)</w:t>
+        <w:t xml:space="preserve">Décret du 13 mai 2026 — modalités de transmission des données (source : </w:t>
+      </w:r>
+      <w:hyperlink w:history="1" r:id="rIdcnsa_page2026">
+        <w:r>
+          <w:rPr>
+            <w:rFonts w:ascii="Calibri" w:cs="Calibri" w:eastAsia="Calibri" w:hAnsi="Calibri"/>
+            <w:b/>
+            <w:bCs/>
+            <w:sz w:val="24"/>
+            <w:szCs w:val="24"/>
+            <w:color w:val="1155CC"/>
+            <w:u w:val="single"/>
+          </w:rPr>
+          <w:t xml:space="preserve">cnsa.fr</w:t>
+        </w:r>
+      </w:hyperlink>
+      <w:r>
+        <w:rPr>
+          <w:rFonts w:ascii="Calibri" w:cs="Calibri" w:eastAsia="Calibri" w:hAnsi="Calibri"/>
+          <w:b/>
+          <w:bCs/>
+          <w:color w:val="1B3A6B"/>
+          <w:sz w:val="24"/>
+          <w:szCs w:val="24"/>
+        </w:rPr>
+        <w:t xml:space="preserve">, page principale)</w:t>
       </w:r>
     </w:p>
     <w:p>
@@ -1721,7 +1898,32 @@
           <w:sz w:val="20"/>
           <w:szCs w:val="20"/>
         </w:rPr>
-        <w:t xml:space="preserve">Source : page principale CNSA SERAFIN-PH — décret consulté indirectement via résumé de page ; source primaire (legifrance) non consultée lors de cette veille. À vérifier sur legifrance.gouv.fr avant utilisation institutionnelle.</w:t>
+        <w:t xml:space="preserve">Source : page principale CNSA SERAFIN-PH — décret consulté indirectement via résumé de page ; source primaire (legifrance) non consultée lors de cette veille. À vérifier sur </w:t>
+      </w:r>
+      <w:hyperlink w:history="1" r:id="rIdlegi2026">
+        <w:r>
+          <w:rPr>
+            <w:rFonts w:ascii="Calibri" w:cs="Calibri" w:eastAsia="Calibri" w:hAnsi="Calibri"/>
+            <w:i/>
+            <w:iCs/>
+            <w:sz w:val="20"/>
+            <w:szCs w:val="20"/>
+            <w:color w:val="1155CC"/>
+            <w:u w:val="single"/>
+          </w:rPr>
+          <w:t xml:space="preserve">legifrance.gouv.fr</w:t>
+        </w:r>
+      </w:hyperlink>
+      <w:r>
+        <w:rPr>
+          <w:rFonts w:ascii="Calibri" w:cs="Calibri" w:eastAsia="Calibri" w:hAnsi="Calibri"/>
+          <w:i/>
+          <w:iCs/>
+          <w:color w:val="6B7280"/>
+          <w:sz w:val="20"/>
+          <w:szCs w:val="20"/>
+        </w:rPr>
+        <w:t xml:space="preserve"> avant utilisation institutionnelle.</w:t>
       </w:r>
     </w:p>
     <w:p>
@@ -1742,7 +1944,32 @@
           <w:sz w:val="24"/>
           <w:szCs w:val="24"/>
         </w:rPr>
-        <w:t xml:space="preserve">Recueil PH 2026 — calendrier (sources : CNSA, FHF, handicap.gouv.fr)</w:t>
+        <w:t xml:space="preserve">Recueil PH 2026 — calendrier (sources : CNSA, FHF, </w:t>
+      </w:r>
+      <w:hyperlink w:history="1" r:id="rIdcomite2026">
+        <w:r>
+          <w:rPr>
+            <w:rFonts w:ascii="Calibri" w:cs="Calibri" w:eastAsia="Calibri" w:hAnsi="Calibri"/>
+            <w:b/>
+            <w:bCs/>
+            <w:sz w:val="24"/>
+            <w:szCs w:val="24"/>
+            <w:color w:val="1155CC"/>
+            <w:u w:val="single"/>
+          </w:rPr>
+          <w:t xml:space="preserve">handicap.gouv.fr</w:t>
+        </w:r>
+      </w:hyperlink>
+      <w:r>
+        <w:rPr>
+          <w:rFonts w:ascii="Calibri" w:cs="Calibri" w:eastAsia="Calibri" w:hAnsi="Calibri"/>
+          <w:b/>
+          <w:bCs/>
+          <w:color w:val="1B3A6B"/>
+          <w:sz w:val="24"/>
+          <w:szCs w:val="24"/>
+        </w:rPr>
+        <w:t xml:space="preserve">)</w:t>
       </w:r>
     </w:p>
     <w:p>
@@ -3193,13 +3420,22 @@
           <w:sz w:val="20"/>
           <w:szCs w:val="20"/>
         </w:rPr>
-        <w:t xml:space="preserve">Sources consultées : handicap.gouv.fr (comité stratégique + 14e réunion) ✅, cnsa.fr (recueil PH 2026 + page principale) ✅, fhf.fr (ouverture recueil 2026) ✅ | ATIH ⛔ (403)</w:t>
-      </w:r>
-    </w:p>
-    <w:p>
-      <w:pPr>
-        <w:spacing w:after="80"/>
-      </w:pPr>
+        <w:t xml:space="preserve">Sources consultées : </w:t>
+      </w:r>
+      <w:hyperlink w:history="1" r:id="rIdcomite2026">
+        <w:r>
+          <w:rPr>
+            <w:rFonts w:ascii="Calibri" w:cs="Calibri" w:eastAsia="Calibri" w:hAnsi="Calibri"/>
+            <w:i/>
+            <w:iCs/>
+            <w:sz w:val="20"/>
+            <w:szCs w:val="20"/>
+            <w:color w:val="1155CC"/>
+            <w:u w:val="single"/>
+          </w:rPr>
+          <w:t xml:space="preserve">handicap.gouv.fr</w:t>
+        </w:r>
+      </w:hyperlink>
       <w:r>
         <w:rPr>
           <w:rFonts w:ascii="Calibri" w:cs="Calibri" w:eastAsia="Calibri" w:hAnsi="Calibri"/>
@@ -3209,13 +3445,22 @@
           <w:sz w:val="20"/>
           <w:szCs w:val="20"/>
         </w:rPr>
-        <w:t xml:space="preserve">Aucun fait d'actualité de mémoire — toutes les informations proviennent des sources récupérées lors de cette exécution.</w:t>
-      </w:r>
-    </w:p>
-    <w:p>
-      <w:pPr>
-        <w:spacing w:after="80"/>
-      </w:pPr>
+        <w:t xml:space="preserve"> (comité stratégique + 14e réunion) ✅, </w:t>
+      </w:r>
+      <w:hyperlink w:history="1" r:id="rIdcnsa_page2026">
+        <w:r>
+          <w:rPr>
+            <w:rFonts w:ascii="Calibri" w:cs="Calibri" w:eastAsia="Calibri" w:hAnsi="Calibri"/>
+            <w:i/>
+            <w:iCs/>
+            <w:sz w:val="20"/>
+            <w:szCs w:val="20"/>
+            <w:color w:val="1155CC"/>
+            <w:u w:val="single"/>
+          </w:rPr>
+          <w:t xml:space="preserve">cnsa.fr</w:t>
+        </w:r>
+      </w:hyperlink>
       <w:r>
         <w:rPr>
           <w:rFonts w:ascii="Calibri" w:cs="Calibri" w:eastAsia="Calibri" w:hAnsi="Calibri"/>
@@ -3225,7 +3470,197 @@
           <w:sz w:val="20"/>
           <w:szCs w:val="20"/>
         </w:rPr>
-        <w:t xml:space="preserve">Pour toute utilisation institutionnelle, vérifier les sources primaires (legifrance.gouv.fr, cnsa.fr, handicap.gouv.fr) avant diffusion.</w:t>
+        <w:t xml:space="preserve"> (recueil PH 2026 + page principale) ✅, </w:t>
+      </w:r>
+      <w:hyperlink w:history="1" r:id="rIdfhf2026">
+        <w:r>
+          <w:rPr>
+            <w:rFonts w:ascii="Calibri" w:cs="Calibri" w:eastAsia="Calibri" w:hAnsi="Calibri"/>
+            <w:i/>
+            <w:iCs/>
+            <w:sz w:val="20"/>
+            <w:szCs w:val="20"/>
+            <w:color w:val="1155CC"/>
+            <w:u w:val="single"/>
+          </w:rPr>
+          <w:t xml:space="preserve">fhf.fr</w:t>
+        </w:r>
+      </w:hyperlink>
+      <w:r>
+        <w:rPr>
+          <w:rFonts w:ascii="Calibri" w:cs="Calibri" w:eastAsia="Calibri" w:hAnsi="Calibri"/>
+          <w:i/>
+          <w:iCs/>
+          <w:color w:val="6B7280"/>
+          <w:sz w:val="20"/>
+          <w:szCs w:val="20"/>
+        </w:rPr>
+        <w:t xml:space="preserve"> (ouverture recueil 2026) ✅ | ATIH ⛔ (403)</w:t>
+      </w:r>
+    </w:p>
+    <w:p>
+      <w:pPr>
+        <w:spacing w:after="80"/>
+      </w:pPr>
+      <w:r>
+        <w:rPr>
+          <w:rFonts w:ascii="Calibri" w:cs="Calibri" w:eastAsia="Calibri" w:hAnsi="Calibri"/>
+          <w:i/>
+          <w:iCs/>
+          <w:color w:val="6B7280"/>
+          <w:sz w:val="20"/>
+          <w:szCs w:val="20"/>
+        </w:rPr>
+        <w:t xml:space="preserve">Aucun fait d'actualité de mémoire — toutes les informations proviennent des sources récupérées lors de cette exécution.</w:t>
+      </w:r>
+    </w:p>
+    <w:p>
+      <w:pPr>
+        <w:spacing w:after="80"/>
+      </w:pPr>
+      <w:r>
+        <w:rPr>
+          <w:rFonts w:ascii="Calibri" w:cs="Calibri" w:eastAsia="Calibri" w:hAnsi="Calibri"/>
+          <w:i/>
+          <w:iCs/>
+          <w:color w:val="6B7280"/>
+          <w:sz w:val="20"/>
+          <w:szCs w:val="20"/>
+        </w:rPr>
+        <w:t xml:space="preserve">Pour toute utilisation institutionnelle, vérifier les sources primaires (</w:t>
+      </w:r>
+      <w:hyperlink w:history="1" r:id="rIdlegi2026">
+        <w:r>
+          <w:rPr>
+            <w:rFonts w:ascii="Calibri" w:cs="Calibri" w:eastAsia="Calibri" w:hAnsi="Calibri"/>
+            <w:i/>
+            <w:iCs/>
+            <w:sz w:val="20"/>
+            <w:szCs w:val="20"/>
+            <w:color w:val="1155CC"/>
+            <w:u w:val="single"/>
+          </w:rPr>
+          <w:t xml:space="preserve">legifrance.gouv.fr</w:t>
+        </w:r>
+      </w:hyperlink>
+      <w:r>
+        <w:rPr>
+          <w:rFonts w:ascii="Calibri" w:cs="Calibri" w:eastAsia="Calibri" w:hAnsi="Calibri"/>
+          <w:i/>
+          <w:iCs/>
+          <w:color w:val="6B7280"/>
+          <w:sz w:val="20"/>
+          <w:szCs w:val="20"/>
+        </w:rPr>
+        <w:t xml:space="preserve">, </w:t>
+      </w:r>
+      <w:hyperlink w:history="1" r:id="rIdcnsa_page2026">
+        <w:r>
+          <w:rPr>
+            <w:rFonts w:ascii="Calibri" w:cs="Calibri" w:eastAsia="Calibri" w:hAnsi="Calibri"/>
+            <w:i/>
+            <w:iCs/>
+            <w:sz w:val="20"/>
+            <w:szCs w:val="20"/>
+            <w:color w:val="1155CC"/>
+            <w:u w:val="single"/>
+          </w:rPr>
+          <w:t xml:space="preserve">cnsa.fr</w:t>
+        </w:r>
+      </w:hyperlink>
+      <w:r>
+        <w:rPr>
+          <w:rFonts w:ascii="Calibri" w:cs="Calibri" w:eastAsia="Calibri" w:hAnsi="Calibri"/>
+          <w:i/>
+          <w:iCs/>
+          <w:color w:val="6B7280"/>
+          <w:sz w:val="20"/>
+          <w:szCs w:val="20"/>
+        </w:rPr>
+        <w:t xml:space="preserve">, </w:t>
+      </w:r>
+      <w:hyperlink w:history="1" r:id="rIdcomite2026">
+        <w:r>
+          <w:rPr>
+            <w:rFonts w:ascii="Calibri" w:cs="Calibri" w:eastAsia="Calibri" w:hAnsi="Calibri"/>
+            <w:i/>
+            <w:iCs/>
+            <w:sz w:val="20"/>
+            <w:szCs w:val="20"/>
+            <w:color w:val="1155CC"/>
+            <w:u w:val="single"/>
+          </w:rPr>
+          <w:t xml:space="preserve">handicap.gouv.fr</w:t>
+        </w:r>
+      </w:hyperlink>
+      <w:r>
+        <w:rPr>
+          <w:rFonts w:ascii="Calibri" w:cs="Calibri" w:eastAsia="Calibri" w:hAnsi="Calibri"/>
+          <w:i/>
+          <w:iCs/>
+          <w:color w:val="6B7280"/>
+          <w:sz w:val="20"/>
+          <w:szCs w:val="20"/>
+        </w:rPr>
+        <w:t xml:space="preserve">) avant diffusion.</w:t>
+      </w:r>
+    </w:p>
+    <w:p>
+      <w:pPr>
+        <w:spacing w:after="120" w:before="320"/>
+      </w:pPr>
+      <w:r>
+        <w:rPr>
+          <w:rFonts w:ascii="Calibri" w:cs="Calibri" w:eastAsia="Calibri" w:hAnsi="Calibri"/>
+          <w:b/>
+          <w:bCs/>
+          <w:color w:val="1B3A6B"/>
+          <w:sz w:val="28"/>
+          <w:szCs w:val="28"/>
+        </w:rPr>
+        <w:t xml:space="preserve">📝 Journal des corrections — 12 septembre 2026</w:t>
+      </w:r>
+    </w:p>
+    <w:p>
+      <w:pPr>
+        <w:spacing w:after="80"/>
+      </w:pPr>
+      <w:r>
+        <w:rPr>
+          <w:rFonts w:ascii="Calibri" w:cs="Calibri" w:eastAsia="Calibri" w:hAnsi="Calibri"/>
+          <w:color w:val="1F2937"/>
+          <w:sz w:val="22"/>
+          <w:szCs w:val="22"/>
+        </w:rPr>
+        <w:t xml:space="preserve">Note produite le 29/07/2026, relue le 12/09/2026 au cours d'un contrôle d'attribution des 221 documents du dépôt (règle ⑭ : une page ou un site nommé comme source doit être lié). Contenu inchangé.</w:t>
+      </w:r>
+    </w:p>
+    <w:p>
+      <w:pPr>
+        <w:spacing w:after="80"/>
+      </w:pPr>
+      <w:r>
+        <w:rPr>
+          <w:rFonts w:ascii="Calibri" w:cs="Calibri" w:eastAsia="Calibri" w:hAnsi="Calibri"/>
+          <w:color w:val="1F2937"/>
+          <w:sz w:val="22"/>
+          <w:szCs w:val="22"/>
+        </w:rPr>
+        <w:t xml:space="preserve">Chemins et sites nommés sans lien cliquable, chacun lié le 12/09/2026 à la page qu'il désigne, testée à 200 dans un navigateur (Légifrance : 403 pour l'agent du job, lisible dans un navigateur) : handicap.gouv.fr/comite-strategique-de-la-reforme-tarifaire-des-etablissements… → handicap.gouv.fr/comite-strategique-de-la-reforme-tarifaire-des-etabli… (1) ; handicap.gouv.fr/reforme-tarifaire-des-esms-serafin-ph-14e-reunion-du-comite-strategique → handicap.gouv.fr/reforme-tarifaire-des-esms-serafin-ph-14e-reunion-du-… (1) ; cnsa.fr/actualites/serafin-ph-preparation-du-recueil-dinformations-ph-2026… → www.cnsa.fr/actualites/serafin-ph-preparation-du-recueil-dinformations… (1) ; cnsa.fr/budget-et-financement/serafin-PH → www.cnsa.fr/budget-et-financement/serafin-PH (1) ; fhf.fr/expertises/autonomie/handicap/serafin-ph-ouverture-du-recueil-2026 → www.fhf.fr/expertises/autonomie/handicap/serafin-ph-ouverture-du-recue… (1) ; atih.sante.fr/personnes-handicapees → www.atih.sante.fr/champ-d-activite/personnes-handicapees (1) ; handicap.gouv.fr → handicap.gouv.fr/comite-strategique-de-la-reforme-tarifaire-des-etabli… (7) ; cnsa.fr → www.cnsa.fr/budget-et-financement/serafin-PH (6) ; fhf.fr → www.fhf.fr/expertises/autonomie/handicap/serafin-ph-ouverture-du-recue… (1) ; legifrance.gouv.fr → www.legifrance.gouv.fr/jorf/id/JORFTEXT000054103861 (2).</w:t>
+      </w:r>
+    </w:p>
+    <w:p>
+      <w:pPr>
+        <w:spacing w:after="80"/>
+      </w:pPr>
+      <w:r>
+        <w:rPr>
+          <w:rFonts w:ascii="Calibri" w:cs="Calibri" w:eastAsia="Calibri" w:hAnsi="Calibri"/>
+          <w:color w:val="1F2937"/>
+          <w:sz w:val="22"/>
+          <w:szCs w:val="22"/>
+        </w:rPr>
+        <w:t xml:space="preserve">Les quatre chemins du tableau des sources (« cnsa.fr/actualites/recueil-ph-2026 », « fhf.fr/serafin-ph-recueil-2026 », « handicap.gouv.fr/14e-reunion-comite-serafin-ph », « handicap.gouv.fr/comite-strategique-serafin-ph ») n'existaient pas : la note les avait abrégés à sa façon. Ils sont remplacés le 12/09/2026 par le début du vrai chemin de la page liée.</w:t>
       </w:r>
     </w:p>
     <w:sectPr>

--- a/sources/veille/2026-07-29_veille_SERAFIN-PH.docx
+++ b/sources/veille/2026-07-29_veille_SERAFIN-PH.docx
@@ -1898,7 +1898,32 @@
           <w:sz w:val="20"/>
           <w:szCs w:val="20"/>
         </w:rPr>
-        <w:t xml:space="preserve">Source : page principale CNSA SERAFIN-PH — décret consulté indirectement via résumé de page ; source primaire (legifrance) non consultée lors de cette veille. À vérifier sur </w:t>
+        <w:t xml:space="preserve">Source : page principale CNSA SERAFIN-PH, </w:t>
+      </w:r>
+      <w:hyperlink w:history="1" r:id="rIdcnsa_page2026">
+        <w:r>
+          <w:rPr>
+            <w:rFonts w:ascii="Calibri" w:cs="Calibri" w:eastAsia="Calibri" w:hAnsi="Calibri"/>
+            <w:i/>
+            <w:iCs/>
+            <w:sz w:val="20"/>
+            <w:szCs w:val="20"/>
+            <w:color w:val="1155CC"/>
+            <w:u w:val="single"/>
+          </w:rPr>
+          <w:t xml:space="preserve">cnsa.fr</w:t>
+        </w:r>
+      </w:hyperlink>
+      <w:r>
+        <w:rPr>
+          <w:rFonts w:ascii="Calibri" w:cs="Calibri" w:eastAsia="Calibri" w:hAnsi="Calibri"/>
+          <w:i/>
+          <w:iCs/>
+          <w:color w:val="6B7280"/>
+          <w:sz w:val="20"/>
+          <w:szCs w:val="20"/>
+        </w:rPr>
+        <w:t xml:space="preserve"> — décret consulté indirectement via résumé de page ; source primaire (legifrance) non consultée lors de cette veille. À vérifier sur </w:t>
       </w:r>
       <w:hyperlink w:history="1" r:id="rIdlegi2026">
         <w:r>
@@ -3661,6 +3686,20 @@
           <w:szCs w:val="22"/>
         </w:rPr>
         <w:t xml:space="preserve">Les quatre chemins du tableau des sources (« cnsa.fr/actualites/recueil-ph-2026 », « fhf.fr/serafin-ph-recueil-2026 », « handicap.gouv.fr/14e-reunion-comite-serafin-ph », « handicap.gouv.fr/comite-strategique-serafin-ph ») n'existaient pas : la note les avait abrégés à sa façon. Ils sont remplacés le 12/09/2026 par le début du vrai chemin de la page liée.</w:t>
+      </w:r>
+    </w:p>
+    <w:p>
+      <w:pPr>
+        <w:spacing w:after="80"/>
+      </w:pPr>
+      <w:r>
+        <w:rPr>
+          <w:rFonts w:ascii="Calibri" w:cs="Calibri" w:eastAsia="Calibri" w:hAnsi="Calibri"/>
+          <w:color w:val="1F2937"/>
+          <w:sz w:val="22"/>
+          <w:szCs w:val="22"/>
+        </w:rPr>
+        <w:t xml:space="preserve">Complément du 12/09/2026 (passe A4, appariement ⑳) : « Source : page principale CNSA SERAFIN-PH — … » n'avait pour adresses voisines que Légifrance, qui n'est pas la source nommée ; cnsa.fr ajouté sur la ligne et lié à la page principale.</w:t>
       </w:r>
     </w:p>
     <w:sectPr>
